--- a/Science_Teesside/Teaching_Packs/GROW/lessons/W5B/GROW_Science_Autumn1_W5B_Fair_Test_Practical_Pupil.docx
+++ b/Science_Teesside/Teaching_Packs/GROW/lessons/W5B/GROW_Science_Autumn1_W5B_Fair_Test_Practical_Pupil.docx
@@ -5,6 +5,11 @@
     <w:p>
       <w:pPr>
         <w:pStyle w:val="Kicker"/>
+        <w:shd w:val="clear" w:fill="EDF5F0"/>
+        <w:pBdr>
+          <w:left w:val="single" w:sz="16" w:color="28675C" w:space="5"/>
+        </w:pBdr>
+        <w:ind w:left="91"/>
       </w:pPr>
       <w:r>
         <w:t>PUPIL WORKSHEET</w:t>
@@ -34,9 +39,9 @@
     <w:p>
       <w:pPr>
         <w:pStyle w:val="Callout"/>
-        <w:shd w:fill="F7F4EC"/>
+        <w:shd w:fill="EDF5F0" w:val="clear"/>
         <w:pBdr>
-          <w:left w:val="single" w:sz="18" w:space="8" w:color="28675C"/>
+          <w:left w:val="single" w:sz="20" w:color="28675C" w:space="7"/>
         </w:pBdr>
       </w:pPr>
       <w:r>
@@ -63,24 +68,24 @@
     </w:p>
     <w:tbl>
       <w:tblPr>
-        <w:jc w:val="left"/>
         <w:tblLayout w:type="fixed"/>
         <w:tblLook w:firstColumn="1" w:firstRow="1" w:lastColumn="0" w:lastRow="0" w:noHBand="0" w:noVBand="1" w:val="04A0"/>
         <w:tblW w:w="9866" w:type="dxa"/>
+        <w:jc w:val="left"/>
         <w:tblInd w:w="120" w:type="dxa"/>
         <w:tblCellMar>
-          <w:top w:w="100" w:type="dxa"/>
-          <w:left w:w="100" w:type="dxa"/>
-          <w:bottom w:w="100" w:type="dxa"/>
-          <w:right w:w="100" w:type="dxa"/>
+          <w:top w:w="90" w:type="dxa"/>
+          <w:left w:w="120" w:type="dxa"/>
+          <w:bottom w:w="90" w:type="dxa"/>
+          <w:right w:w="120" w:type="dxa"/>
         </w:tblCellMar>
         <w:tblBorders>
-          <w:top w:val="single" w:sz="4" w:color="ACBBB7"/>
-          <w:left w:val="single" w:sz="4" w:color="ACBBB7"/>
-          <w:bottom w:val="single" w:sz="4" w:color="ACBBB7"/>
-          <w:right w:val="single" w:sz="4" w:color="ACBBB7"/>
-          <w:insideH w:val="single" w:sz="4" w:color="ACBBB7"/>
-          <w:insideV w:val="single" w:sz="4" w:color="ACBBB7"/>
+          <w:top w:val="single" w:sz="4" w:color="B7CEC3"/>
+          <w:left w:val="single" w:sz="4" w:color="B7CEC3"/>
+          <w:bottom w:val="single" w:sz="4" w:color="B7CEC3"/>
+          <w:right w:val="single" w:sz="4" w:color="B7CEC3"/>
+          <w:insideH w:val="single" w:sz="4" w:color="B7CEC3"/>
+          <w:insideV w:val="single" w:sz="4" w:color="B7CEC3"/>
         </w:tblBorders>
       </w:tblPr>
       <w:tblGrid>
@@ -96,16 +101,17 @@
           <w:tcPr>
             <w:vAlign w:val="center"/>
             <w:tcW w:w="3288" w:type="dxa"/>
-            <w:shd w:fill="F7F4EC"/>
+            <w:shd w:fill="28675C" w:val="clear"/>
           </w:tcPr>
           <w:p>
             <w:pPr>
-              <w:spacing w:after="20" w:before="20"/>
+              <w:spacing w:after="60" w:before="0" w:line="257" w:lineRule="auto"/>
             </w:pPr>
             <w:r>
               <w:rPr>
+                <w:rFonts w:ascii="Arial" w:hAnsi="Arial"/>
                 <w:b/>
-                <w:color w:val="173348"/>
+                <w:color w:val="FFFFFF"/>
                 <w:sz w:val="22"/>
               </w:rPr>
               <w:t>Plan item</w:t>
@@ -116,16 +122,17 @@
           <w:tcPr>
             <w:vAlign w:val="center"/>
             <w:tcW w:w="6578" w:type="dxa"/>
-            <w:shd w:fill="F7F4EC"/>
+            <w:shd w:fill="28675C" w:val="clear"/>
           </w:tcPr>
           <w:p>
             <w:pPr>
-              <w:spacing w:after="20" w:before="20"/>
+              <w:spacing w:after="60" w:before="0" w:line="257" w:lineRule="auto"/>
             </w:pPr>
             <w:r>
               <w:rPr>
+                <w:rFonts w:ascii="Arial" w:hAnsi="Arial"/>
                 <w:b/>
-                <w:color w:val="173348"/>
+                <w:color w:val="FFFFFF"/>
                 <w:sz w:val="22"/>
               </w:rPr>
               <w:t>Our agreed choice</w:t>
@@ -136,19 +143,23 @@
       <w:tr>
         <w:trPr>
           <w:cantSplit/>
-          <w:trHeight w:val="680"/>
+          <w:trHeight w:val="780" w:hRule="atLeast"/>
         </w:trPr>
         <w:tc>
           <w:tcPr>
             <w:vAlign w:val="center"/>
             <w:tcW w:w="3288" w:type="dxa"/>
+            <w:shd w:val="clear" w:fill="FFFFFF"/>
           </w:tcPr>
           <w:p>
             <w:pPr>
-              <w:spacing w:after="20" w:before="20"/>
+              <w:spacing w:after="60" w:before="0" w:line="257" w:lineRule="auto"/>
             </w:pPr>
             <w:r>
               <w:rPr>
+                <w:rFonts w:ascii="Arial" w:hAnsi="Arial"/>
+                <w:b w:val="0"/>
+                <w:color w:val="243943"/>
                 <w:sz w:val="22"/>
               </w:rPr>
               <w:t>Surface A and surface B</w:t>
@@ -159,13 +170,17 @@
           <w:tcPr>
             <w:vAlign w:val="center"/>
             <w:tcW w:w="6578" w:type="dxa"/>
+            <w:shd w:val="clear" w:fill="FFFFFF"/>
           </w:tcPr>
           <w:p>
             <w:pPr>
-              <w:spacing w:after="20" w:before="20"/>
+              <w:spacing w:after="60" w:before="0" w:line="257" w:lineRule="auto"/>
             </w:pPr>
             <w:r>
               <w:rPr>
+                <w:rFonts w:ascii="Arial" w:hAnsi="Arial"/>
+                <w:b w:val="0"/>
+                <w:color w:val="243943"/>
                 <w:sz w:val="22"/>
               </w:rPr>
             </w:r>
@@ -175,19 +190,23 @@
       <w:tr>
         <w:trPr>
           <w:cantSplit/>
-          <w:trHeight w:val="680"/>
+          <w:trHeight w:val="780" w:hRule="atLeast"/>
         </w:trPr>
         <w:tc>
           <w:tcPr>
             <w:vAlign w:val="center"/>
             <w:tcW w:w="3288" w:type="dxa"/>
+            <w:shd w:val="clear" w:fill="FFFFFF"/>
           </w:tcPr>
           <w:p>
             <w:pPr>
-              <w:spacing w:after="20" w:before="20"/>
+              <w:spacing w:after="60" w:before="0" w:line="257" w:lineRule="auto"/>
             </w:pPr>
             <w:r>
               <w:rPr>
+                <w:rFonts w:ascii="Arial" w:hAnsi="Arial"/>
+                <w:b w:val="0"/>
+                <w:color w:val="243943"/>
                 <w:sz w:val="22"/>
               </w:rPr>
               <w:t>CHANGE</w:t>
@@ -198,13 +217,17 @@
           <w:tcPr>
             <w:vAlign w:val="center"/>
             <w:tcW w:w="6578" w:type="dxa"/>
+            <w:shd w:val="clear" w:fill="FFFFFF"/>
           </w:tcPr>
           <w:p>
             <w:pPr>
-              <w:spacing w:after="20" w:before="20"/>
+              <w:spacing w:after="60" w:before="0" w:line="257" w:lineRule="auto"/>
             </w:pPr>
             <w:r>
               <w:rPr>
+                <w:rFonts w:ascii="Arial" w:hAnsi="Arial"/>
+                <w:b w:val="0"/>
+                <w:color w:val="243943"/>
                 <w:sz w:val="22"/>
               </w:rPr>
             </w:r>
@@ -214,19 +237,23 @@
       <w:tr>
         <w:trPr>
           <w:cantSplit/>
-          <w:trHeight w:val="680"/>
+          <w:trHeight w:val="780" w:hRule="atLeast"/>
         </w:trPr>
         <w:tc>
           <w:tcPr>
             <w:vAlign w:val="center"/>
             <w:tcW w:w="3288" w:type="dxa"/>
+            <w:shd w:val="clear" w:fill="FFFFFF"/>
           </w:tcPr>
           <w:p>
             <w:pPr>
-              <w:spacing w:after="20" w:before="20"/>
+              <w:spacing w:after="60" w:before="0" w:line="257" w:lineRule="auto"/>
             </w:pPr>
             <w:r>
               <w:rPr>
+                <w:rFonts w:ascii="Arial" w:hAnsi="Arial"/>
+                <w:b w:val="0"/>
+                <w:color w:val="243943"/>
                 <w:sz w:val="22"/>
               </w:rPr>
               <w:t>KEEP THE SAME</w:t>
@@ -237,13 +264,17 @@
           <w:tcPr>
             <w:vAlign w:val="center"/>
             <w:tcW w:w="6578" w:type="dxa"/>
+            <w:shd w:val="clear" w:fill="FFFFFF"/>
           </w:tcPr>
           <w:p>
             <w:pPr>
-              <w:spacing w:after="20" w:before="20"/>
+              <w:spacing w:after="60" w:before="0" w:line="257" w:lineRule="auto"/>
             </w:pPr>
             <w:r>
               <w:rPr>
+                <w:rFonts w:ascii="Arial" w:hAnsi="Arial"/>
+                <w:b w:val="0"/>
+                <w:color w:val="243943"/>
                 <w:sz w:val="22"/>
               </w:rPr>
             </w:r>
@@ -253,19 +284,23 @@
       <w:tr>
         <w:trPr>
           <w:cantSplit/>
-          <w:trHeight w:val="680"/>
+          <w:trHeight w:val="780" w:hRule="atLeast"/>
         </w:trPr>
         <w:tc>
           <w:tcPr>
             <w:vAlign w:val="center"/>
             <w:tcW w:w="3288" w:type="dxa"/>
+            <w:shd w:val="clear" w:fill="FFFFFF"/>
           </w:tcPr>
           <w:p>
             <w:pPr>
-              <w:spacing w:after="20" w:before="20"/>
+              <w:spacing w:after="60" w:before="0" w:line="257" w:lineRule="auto"/>
             </w:pPr>
             <w:r>
               <w:rPr>
+                <w:rFonts w:ascii="Arial" w:hAnsi="Arial"/>
+                <w:b w:val="0"/>
+                <w:color w:val="243943"/>
                 <w:sz w:val="22"/>
               </w:rPr>
               <w:t>MEASURE, with unit</w:t>
@@ -276,13 +311,17 @@
           <w:tcPr>
             <w:vAlign w:val="center"/>
             <w:tcW w:w="6578" w:type="dxa"/>
+            <w:shd w:val="clear" w:fill="FFFFFF"/>
           </w:tcPr>
           <w:p>
             <w:pPr>
-              <w:spacing w:after="20" w:before="20"/>
+              <w:spacing w:after="60" w:before="0" w:line="257" w:lineRule="auto"/>
             </w:pPr>
             <w:r>
               <w:rPr>
+                <w:rFonts w:ascii="Arial" w:hAnsi="Arial"/>
+                <w:b w:val="0"/>
+                <w:color w:val="243943"/>
                 <w:sz w:val="22"/>
               </w:rPr>
             </w:r>
@@ -292,19 +331,23 @@
       <w:tr>
         <w:trPr>
           <w:cantSplit/>
-          <w:trHeight w:val="680"/>
+          <w:trHeight w:val="780" w:hRule="atLeast"/>
         </w:trPr>
         <w:tc>
           <w:tcPr>
             <w:vAlign w:val="center"/>
             <w:tcW w:w="3288" w:type="dxa"/>
+            <w:shd w:val="clear" w:fill="FFFFFF"/>
           </w:tcPr>
           <w:p>
             <w:pPr>
-              <w:spacing w:after="20" w:before="20"/>
+              <w:spacing w:after="60" w:before="0" w:line="257" w:lineRule="auto"/>
             </w:pPr>
             <w:r>
               <w:rPr>
+                <w:rFonts w:ascii="Arial" w:hAnsi="Arial"/>
+                <w:b w:val="0"/>
+                <w:color w:val="243943"/>
                 <w:sz w:val="22"/>
               </w:rPr>
               <w:t>My role</w:t>
@@ -315,13 +358,17 @@
           <w:tcPr>
             <w:vAlign w:val="center"/>
             <w:tcW w:w="6578" w:type="dxa"/>
+            <w:shd w:val="clear" w:fill="FFFFFF"/>
           </w:tcPr>
           <w:p>
             <w:pPr>
-              <w:spacing w:after="20" w:before="20"/>
+              <w:spacing w:after="60" w:before="0" w:line="257" w:lineRule="auto"/>
             </w:pPr>
             <w:r>
               <w:rPr>
+                <w:rFonts w:ascii="Arial" w:hAnsi="Arial"/>
+                <w:b w:val="0"/>
+                <w:color w:val="243943"/>
                 <w:sz w:val="22"/>
               </w:rPr>
             </w:r>
@@ -333,6 +380,11 @@
       <w:pPr>
         <w:pStyle w:val="Kicker"/>
         <w:pageBreakBefore/>
+        <w:shd w:val="clear" w:fill="EDF5F0"/>
+        <w:pBdr>
+          <w:left w:val="single" w:sz="16" w:color="28675C" w:space="5"/>
+        </w:pBdr>
+        <w:ind w:left="91"/>
       </w:pPr>
       <w:r>
         <w:t>PUPIL TASK / Autumn 1 · Week 5 · Lesson B</w:t>
@@ -394,24 +446,24 @@
     </w:p>
     <w:tbl>
       <w:tblPr>
-        <w:jc w:val="left"/>
         <w:tblLayout w:type="fixed"/>
         <w:tblLook w:firstColumn="1" w:firstRow="1" w:lastColumn="0" w:lastRow="0" w:noHBand="0" w:noVBand="1" w:val="04A0"/>
         <w:tblW w:w="9866" w:type="dxa"/>
+        <w:jc w:val="left"/>
         <w:tblInd w:w="120" w:type="dxa"/>
         <w:tblCellMar>
-          <w:top w:w="100" w:type="dxa"/>
-          <w:left w:w="100" w:type="dxa"/>
-          <w:bottom w:w="100" w:type="dxa"/>
-          <w:right w:w="100" w:type="dxa"/>
+          <w:top w:w="90" w:type="dxa"/>
+          <w:left w:w="120" w:type="dxa"/>
+          <w:bottom w:w="90" w:type="dxa"/>
+          <w:right w:w="120" w:type="dxa"/>
         </w:tblCellMar>
         <w:tblBorders>
-          <w:top w:val="single" w:sz="4" w:color="ACBBB7"/>
-          <w:left w:val="single" w:sz="4" w:color="ACBBB7"/>
-          <w:bottom w:val="single" w:sz="4" w:color="ACBBB7"/>
-          <w:right w:val="single" w:sz="4" w:color="ACBBB7"/>
-          <w:insideH w:val="single" w:sz="4" w:color="ACBBB7"/>
-          <w:insideV w:val="single" w:sz="4" w:color="ACBBB7"/>
+          <w:top w:val="single" w:sz="4" w:color="B7CEC3"/>
+          <w:left w:val="single" w:sz="4" w:color="B7CEC3"/>
+          <w:bottom w:val="single" w:sz="4" w:color="B7CEC3"/>
+          <w:right w:val="single" w:sz="4" w:color="B7CEC3"/>
+          <w:insideH w:val="single" w:sz="4" w:color="B7CEC3"/>
+          <w:insideV w:val="single" w:sz="4" w:color="B7CEC3"/>
         </w:tblBorders>
       </w:tblPr>
       <w:tblGrid>
@@ -429,17 +481,18 @@
           <w:tcPr>
             <w:vAlign w:val="center"/>
             <w:tcW w:w="3288" w:type="dxa"/>
-            <w:shd w:fill="F7F4EC"/>
+            <w:shd w:fill="28675C" w:val="clear"/>
           </w:tcPr>
           <w:p>
             <w:pPr>
-              <w:spacing w:after="20" w:before="20"/>
+              <w:spacing w:after="60" w:before="0" w:line="257" w:lineRule="auto"/>
             </w:pPr>
             <w:r>
               <w:rPr>
+                <w:rFonts w:ascii="Arial" w:hAnsi="Arial"/>
                 <w:b/>
-                <w:color w:val="173348"/>
-                <w:sz w:val="21"/>
+                <w:color w:val="FFFFFF"/>
+                <w:sz w:val="22"/>
               </w:rPr>
               <w:t>Named surface</w:t>
             </w:r>
@@ -449,17 +502,18 @@
           <w:tcPr>
             <w:vAlign w:val="center"/>
             <w:tcW w:w="2192" w:type="dxa"/>
-            <w:shd w:fill="F7F4EC"/>
+            <w:shd w:fill="28675C" w:val="clear"/>
           </w:tcPr>
           <w:p>
             <w:pPr>
-              <w:spacing w:after="20" w:before="20"/>
+              <w:spacing w:after="60" w:before="0" w:line="257" w:lineRule="auto"/>
             </w:pPr>
             <w:r>
               <w:rPr>
+                <w:rFonts w:ascii="Arial" w:hAnsi="Arial"/>
                 <w:b/>
-                <w:color w:val="173348"/>
-                <w:sz w:val="21"/>
+                <w:color w:val="FFFFFF"/>
+                <w:sz w:val="22"/>
               </w:rPr>
               <w:t>Trial 1 / cm</w:t>
             </w:r>
@@ -469,17 +523,18 @@
           <w:tcPr>
             <w:vAlign w:val="center"/>
             <w:tcW w:w="2192" w:type="dxa"/>
-            <w:shd w:fill="F7F4EC"/>
+            <w:shd w:fill="28675C" w:val="clear"/>
           </w:tcPr>
           <w:p>
             <w:pPr>
-              <w:spacing w:after="20" w:before="20"/>
+              <w:spacing w:after="60" w:before="0" w:line="257" w:lineRule="auto"/>
             </w:pPr>
             <w:r>
               <w:rPr>
+                <w:rFonts w:ascii="Arial" w:hAnsi="Arial"/>
                 <w:b/>
-                <w:color w:val="173348"/>
-                <w:sz w:val="21"/>
+                <w:color w:val="FFFFFF"/>
+                <w:sz w:val="22"/>
               </w:rPr>
               <w:t>Trial 2 / cm</w:t>
             </w:r>
@@ -489,17 +544,18 @@
           <w:tcPr>
             <w:vAlign w:val="center"/>
             <w:tcW w:w="2194" w:type="dxa"/>
-            <w:shd w:fill="F7F4EC"/>
+            <w:shd w:fill="28675C" w:val="clear"/>
           </w:tcPr>
           <w:p>
             <w:pPr>
-              <w:spacing w:after="20" w:before="20"/>
+              <w:spacing w:after="60" w:before="0" w:line="257" w:lineRule="auto"/>
             </w:pPr>
             <w:r>
               <w:rPr>
+                <w:rFonts w:ascii="Arial" w:hAnsi="Arial"/>
                 <w:b/>
-                <w:color w:val="173348"/>
-                <w:sz w:val="21"/>
+                <w:color w:val="FFFFFF"/>
+                <w:sz w:val="22"/>
               </w:rPr>
               <w:t>Trial 3 / cm</w:t>
             </w:r>
@@ -509,20 +565,24 @@
       <w:tr>
         <w:trPr>
           <w:cantSplit/>
-          <w:trHeight w:val="1020"/>
+          <w:trHeight w:val="780" w:hRule="atLeast"/>
         </w:trPr>
         <w:tc>
           <w:tcPr>
             <w:vAlign w:val="center"/>
             <w:tcW w:w="3288" w:type="dxa"/>
+            <w:shd w:val="clear" w:fill="FFFFFF"/>
           </w:tcPr>
           <w:p>
             <w:pPr>
-              <w:spacing w:after="20" w:before="20"/>
+              <w:spacing w:after="60" w:before="0" w:line="257" w:lineRule="auto"/>
             </w:pPr>
             <w:r>
               <w:rPr>
-                <w:sz w:val="21"/>
+                <w:rFonts w:ascii="Arial" w:hAnsi="Arial"/>
+                <w:b w:val="0"/>
+                <w:color w:val="243943"/>
+                <w:sz w:val="22"/>
               </w:rPr>
               <w:t>A:</w:t>
             </w:r>
@@ -532,14 +592,18 @@
           <w:tcPr>
             <w:vAlign w:val="center"/>
             <w:tcW w:w="2192" w:type="dxa"/>
+            <w:shd w:val="clear" w:fill="FFFFFF"/>
           </w:tcPr>
           <w:p>
             <w:pPr>
-              <w:spacing w:after="20" w:before="20"/>
+              <w:spacing w:after="60" w:before="0" w:line="257" w:lineRule="auto"/>
             </w:pPr>
             <w:r>
               <w:rPr>
-                <w:sz w:val="21"/>
+                <w:rFonts w:ascii="Arial" w:hAnsi="Arial"/>
+                <w:b w:val="0"/>
+                <w:color w:val="243943"/>
+                <w:sz w:val="22"/>
               </w:rPr>
             </w:r>
           </w:p>
@@ -548,14 +612,18 @@
           <w:tcPr>
             <w:vAlign w:val="center"/>
             <w:tcW w:w="2192" w:type="dxa"/>
+            <w:shd w:val="clear" w:fill="FFFFFF"/>
           </w:tcPr>
           <w:p>
             <w:pPr>
-              <w:spacing w:after="20" w:before="20"/>
+              <w:spacing w:after="60" w:before="0" w:line="257" w:lineRule="auto"/>
             </w:pPr>
             <w:r>
               <w:rPr>
-                <w:sz w:val="21"/>
+                <w:rFonts w:ascii="Arial" w:hAnsi="Arial"/>
+                <w:b w:val="0"/>
+                <w:color w:val="243943"/>
+                <w:sz w:val="22"/>
               </w:rPr>
             </w:r>
           </w:p>
@@ -564,14 +632,18 @@
           <w:tcPr>
             <w:vAlign w:val="center"/>
             <w:tcW w:w="2194" w:type="dxa"/>
+            <w:shd w:val="clear" w:fill="FFFFFF"/>
           </w:tcPr>
           <w:p>
             <w:pPr>
-              <w:spacing w:after="20" w:before="20"/>
+              <w:spacing w:after="60" w:before="0" w:line="257" w:lineRule="auto"/>
             </w:pPr>
             <w:r>
               <w:rPr>
-                <w:sz w:val="21"/>
+                <w:rFonts w:ascii="Arial" w:hAnsi="Arial"/>
+                <w:b w:val="0"/>
+                <w:color w:val="243943"/>
+                <w:sz w:val="22"/>
               </w:rPr>
             </w:r>
           </w:p>
@@ -580,20 +652,24 @@
       <w:tr>
         <w:trPr>
           <w:cantSplit/>
-          <w:trHeight w:val="1020"/>
+          <w:trHeight w:val="780" w:hRule="atLeast"/>
         </w:trPr>
         <w:tc>
           <w:tcPr>
             <w:vAlign w:val="center"/>
             <w:tcW w:w="3288" w:type="dxa"/>
+            <w:shd w:val="clear" w:fill="FFFFFF"/>
           </w:tcPr>
           <w:p>
             <w:pPr>
-              <w:spacing w:after="20" w:before="20"/>
+              <w:spacing w:after="60" w:before="0" w:line="257" w:lineRule="auto"/>
             </w:pPr>
             <w:r>
               <w:rPr>
-                <w:sz w:val="21"/>
+                <w:rFonts w:ascii="Arial" w:hAnsi="Arial"/>
+                <w:b w:val="0"/>
+                <w:color w:val="243943"/>
+                <w:sz w:val="22"/>
               </w:rPr>
               <w:t>B:</w:t>
             </w:r>
@@ -603,14 +679,18 @@
           <w:tcPr>
             <w:vAlign w:val="center"/>
             <w:tcW w:w="2192" w:type="dxa"/>
+            <w:shd w:val="clear" w:fill="FFFFFF"/>
           </w:tcPr>
           <w:p>
             <w:pPr>
-              <w:spacing w:after="20" w:before="20"/>
+              <w:spacing w:after="60" w:before="0" w:line="257" w:lineRule="auto"/>
             </w:pPr>
             <w:r>
               <w:rPr>
-                <w:sz w:val="21"/>
+                <w:rFonts w:ascii="Arial" w:hAnsi="Arial"/>
+                <w:b w:val="0"/>
+                <w:color w:val="243943"/>
+                <w:sz w:val="22"/>
               </w:rPr>
             </w:r>
           </w:p>
@@ -619,14 +699,18 @@
           <w:tcPr>
             <w:vAlign w:val="center"/>
             <w:tcW w:w="2192" w:type="dxa"/>
+            <w:shd w:val="clear" w:fill="FFFFFF"/>
           </w:tcPr>
           <w:p>
             <w:pPr>
-              <w:spacing w:after="20" w:before="20"/>
+              <w:spacing w:after="60" w:before="0" w:line="257" w:lineRule="auto"/>
             </w:pPr>
             <w:r>
               <w:rPr>
-                <w:sz w:val="21"/>
+                <w:rFonts w:ascii="Arial" w:hAnsi="Arial"/>
+                <w:b w:val="0"/>
+                <w:color w:val="243943"/>
+                <w:sz w:val="22"/>
               </w:rPr>
             </w:r>
           </w:p>
@@ -635,14 +719,18 @@
           <w:tcPr>
             <w:vAlign w:val="center"/>
             <w:tcW w:w="2194" w:type="dxa"/>
+            <w:shd w:val="clear" w:fill="FFFFFF"/>
           </w:tcPr>
           <w:p>
             <w:pPr>
-              <w:spacing w:after="20" w:before="20"/>
+              <w:spacing w:after="60" w:before="0" w:line="257" w:lineRule="auto"/>
             </w:pPr>
             <w:r>
               <w:rPr>
-                <w:sz w:val="21"/>
+                <w:rFonts w:ascii="Arial" w:hAnsi="Arial"/>
+                <w:b w:val="0"/>
+                <w:color w:val="243943"/>
+                <w:sz w:val="22"/>
               </w:rPr>
             </w:r>
           </w:p>
@@ -653,8 +741,10 @@
       <w:pPr>
         <w:pStyle w:val="ResponseLine"/>
         <w:pBdr>
-          <w:bottom w:val="single" w:sz="3" w:space="1" w:color="ACBBB7"/>
+          <w:bottom w:val="single" w:sz="4" w:color="B7CEC3" w:space="0"/>
+          <w:between w:val="single" w:sz="4" w:color="B7CEC3" w:space="0"/>
         </w:pBdr>
+        <w:spacing w:line="440" w:lineRule="exact" w:after="0"/>
       </w:pPr>
       <w:r>
         <w:t xml:space="preserve"> </w:t>
@@ -664,8 +754,10 @@
       <w:pPr>
         <w:pStyle w:val="ResponseLine"/>
         <w:pBdr>
-          <w:bottom w:val="single" w:sz="3" w:space="1" w:color="ACBBB7"/>
+          <w:bottom w:val="single" w:sz="4" w:color="B7CEC3" w:space="0"/>
+          <w:between w:val="single" w:sz="4" w:color="B7CEC3" w:space="0"/>
         </w:pBdr>
+        <w:spacing w:line="440" w:lineRule="exact" w:after="0"/>
       </w:pPr>
       <w:r>
         <w:t xml:space="preserve"> </w:t>
@@ -675,8 +767,10 @@
       <w:pPr>
         <w:pStyle w:val="ResponseLine"/>
         <w:pBdr>
-          <w:bottom w:val="single" w:sz="3" w:space="1" w:color="ACBBB7"/>
+          <w:bottom w:val="single" w:sz="4" w:color="B7CEC3" w:space="0"/>
+          <w:between w:val="single" w:sz="4" w:color="B7CEC3" w:space="0"/>
         </w:pBdr>
+        <w:spacing w:line="440" w:lineRule="exact" w:after="0"/>
       </w:pPr>
       <w:r>
         <w:t xml:space="preserve"> </w:t>
@@ -686,8 +780,10 @@
       <w:pPr>
         <w:pStyle w:val="ResponseLine"/>
         <w:pBdr>
-          <w:bottom w:val="single" w:sz="3" w:space="1" w:color="ACBBB7"/>
+          <w:bottom w:val="single" w:sz="4" w:color="B7CEC3" w:space="0"/>
+          <w:between w:val="single" w:sz="4" w:color="B7CEC3" w:space="0"/>
         </w:pBdr>
+        <w:spacing w:line="440" w:lineRule="exact" w:after="0"/>
       </w:pPr>
       <w:r>
         <w:t xml:space="preserve"> </w:t>
@@ -697,8 +793,10 @@
       <w:pPr>
         <w:pStyle w:val="ResponseLine"/>
         <w:pBdr>
-          <w:bottom w:val="single" w:sz="3" w:space="1" w:color="ACBBB7"/>
+          <w:bottom w:val="single" w:sz="4" w:color="B7CEC3" w:space="0"/>
+          <w:between w:val="single" w:sz="4" w:color="B7CEC3" w:space="0"/>
         </w:pBdr>
+        <w:spacing w:line="440" w:lineRule="exact" w:after="0"/>
       </w:pPr>
       <w:r>
         <w:t xml:space="preserve"> </w:t>
@@ -708,8 +806,10 @@
       <w:pPr>
         <w:pStyle w:val="ResponseLine"/>
         <w:pBdr>
-          <w:bottom w:val="single" w:sz="3" w:space="1" w:color="ACBBB7"/>
+          <w:bottom w:val="single" w:sz="4" w:color="B7CEC3" w:space="0"/>
+          <w:between w:val="single" w:sz="4" w:color="B7CEC3" w:space="0"/>
         </w:pBdr>
+        <w:spacing w:line="440" w:lineRule="exact" w:after="0"/>
       </w:pPr>
       <w:r>
         <w:t xml:space="preserve"> </w:t>
@@ -719,6 +819,11 @@
       <w:pPr>
         <w:pStyle w:val="Kicker"/>
         <w:pageBreakBefore/>
+        <w:shd w:val="clear" w:fill="EDF5F0"/>
+        <w:pBdr>
+          <w:left w:val="single" w:sz="16" w:color="28675C" w:space="5"/>
+        </w:pBdr>
+        <w:ind w:left="91"/>
       </w:pPr>
       <w:r>
         <w:t>PUPIL TASK / Autumn 1 · Week 5 · Lesson B</w:t>
@@ -780,24 +885,24 @@
     </w:p>
     <w:tbl>
       <w:tblPr>
-        <w:jc w:val="left"/>
         <w:tblLayout w:type="fixed"/>
         <w:tblLook w:firstColumn="1" w:firstRow="1" w:lastColumn="0" w:lastRow="0" w:noHBand="0" w:noVBand="1" w:val="04A0"/>
         <w:tblW w:w="9866" w:type="dxa"/>
+        <w:jc w:val="left"/>
         <w:tblInd w:w="120" w:type="dxa"/>
         <w:tblCellMar>
-          <w:top w:w="100" w:type="dxa"/>
-          <w:left w:w="100" w:type="dxa"/>
-          <w:bottom w:w="100" w:type="dxa"/>
-          <w:right w:w="100" w:type="dxa"/>
+          <w:top w:w="90" w:type="dxa"/>
+          <w:left w:w="120" w:type="dxa"/>
+          <w:bottom w:w="90" w:type="dxa"/>
+          <w:right w:w="120" w:type="dxa"/>
         </w:tblCellMar>
         <w:tblBorders>
-          <w:top w:val="single" w:sz="4" w:color="ACBBB7"/>
-          <w:left w:val="single" w:sz="4" w:color="ACBBB7"/>
-          <w:bottom w:val="single" w:sz="4" w:color="ACBBB7"/>
-          <w:right w:val="single" w:sz="4" w:color="ACBBB7"/>
-          <w:insideH w:val="single" w:sz="4" w:color="ACBBB7"/>
-          <w:insideV w:val="single" w:sz="4" w:color="ACBBB7"/>
+          <w:top w:val="single" w:sz="4" w:color="B7CEC3"/>
+          <w:left w:val="single" w:sz="4" w:color="B7CEC3"/>
+          <w:bottom w:val="single" w:sz="4" w:color="B7CEC3"/>
+          <w:right w:val="single" w:sz="4" w:color="B7CEC3"/>
+          <w:insideH w:val="single" w:sz="4" w:color="B7CEC3"/>
+          <w:insideV w:val="single" w:sz="4" w:color="B7CEC3"/>
         </w:tblBorders>
       </w:tblPr>
       <w:tblGrid>
@@ -815,17 +920,18 @@
           <w:tcPr>
             <w:vAlign w:val="center"/>
             <w:tcW w:w="3288" w:type="dxa"/>
-            <w:shd w:fill="F7F4EC"/>
+            <w:shd w:fill="28675C" w:val="clear"/>
           </w:tcPr>
           <w:p>
             <w:pPr>
-              <w:spacing w:after="20" w:before="20"/>
+              <w:spacing w:after="60" w:before="0" w:line="257" w:lineRule="auto"/>
             </w:pPr>
             <w:r>
               <w:rPr>
+                <w:rFonts w:ascii="Arial" w:hAnsi="Arial"/>
                 <w:b/>
-                <w:color w:val="173348"/>
-                <w:sz w:val="21"/>
+                <w:color w:val="FFFFFF"/>
+                <w:sz w:val="22"/>
               </w:rPr>
               <w:t>Model surface</w:t>
             </w:r>
@@ -835,17 +941,18 @@
           <w:tcPr>
             <w:vAlign w:val="center"/>
             <w:tcW w:w="2192" w:type="dxa"/>
-            <w:shd w:fill="F7F4EC"/>
+            <w:shd w:fill="28675C" w:val="clear"/>
           </w:tcPr>
           <w:p>
             <w:pPr>
-              <w:spacing w:after="20" w:before="20"/>
+              <w:spacing w:after="60" w:before="0" w:line="257" w:lineRule="auto"/>
             </w:pPr>
             <w:r>
               <w:rPr>
+                <w:rFonts w:ascii="Arial" w:hAnsi="Arial"/>
                 <w:b/>
-                <w:color w:val="173348"/>
-                <w:sz w:val="21"/>
+                <w:color w:val="FFFFFF"/>
+                <w:sz w:val="22"/>
               </w:rPr>
               <w:t>Trial 1 / cm</w:t>
             </w:r>
@@ -855,17 +962,18 @@
           <w:tcPr>
             <w:vAlign w:val="center"/>
             <w:tcW w:w="2192" w:type="dxa"/>
-            <w:shd w:fill="F7F4EC"/>
+            <w:shd w:fill="28675C" w:val="clear"/>
           </w:tcPr>
           <w:p>
             <w:pPr>
-              <w:spacing w:after="20" w:before="20"/>
+              <w:spacing w:after="60" w:before="0" w:line="257" w:lineRule="auto"/>
             </w:pPr>
             <w:r>
               <w:rPr>
+                <w:rFonts w:ascii="Arial" w:hAnsi="Arial"/>
                 <w:b/>
-                <w:color w:val="173348"/>
-                <w:sz w:val="21"/>
+                <w:color w:val="FFFFFF"/>
+                <w:sz w:val="22"/>
               </w:rPr>
               <w:t>Trial 2 / cm</w:t>
             </w:r>
@@ -875,17 +983,18 @@
           <w:tcPr>
             <w:vAlign w:val="center"/>
             <w:tcW w:w="2194" w:type="dxa"/>
-            <w:shd w:fill="F7F4EC"/>
+            <w:shd w:fill="28675C" w:val="clear"/>
           </w:tcPr>
           <w:p>
             <w:pPr>
-              <w:spacing w:after="20" w:before="20"/>
+              <w:spacing w:after="60" w:before="0" w:line="257" w:lineRule="auto"/>
             </w:pPr>
             <w:r>
               <w:rPr>
+                <w:rFonts w:ascii="Arial" w:hAnsi="Arial"/>
                 <w:b/>
-                <w:color w:val="173348"/>
-                <w:sz w:val="21"/>
+                <w:color w:val="FFFFFF"/>
+                <w:sz w:val="22"/>
               </w:rPr>
               <w:t>Trial 3 / cm</w:t>
             </w:r>
@@ -895,20 +1004,24 @@
       <w:tr>
         <w:trPr>
           <w:cantSplit/>
-          <w:trHeight w:val="567"/>
+          <w:trHeight w:val="567" w:hRule="atLeast"/>
         </w:trPr>
         <w:tc>
           <w:tcPr>
             <w:vAlign w:val="center"/>
             <w:tcW w:w="3288" w:type="dxa"/>
+            <w:shd w:val="clear" w:fill="EDF5F0"/>
           </w:tcPr>
           <w:p>
             <w:pPr>
-              <w:spacing w:after="20" w:before="20"/>
+              <w:spacing w:after="60" w:before="0" w:line="257" w:lineRule="auto"/>
             </w:pPr>
             <w:r>
               <w:rPr>
-                <w:sz w:val="21"/>
+                <w:rFonts w:ascii="Arial" w:hAnsi="Arial"/>
+                <w:b w:val="0"/>
+                <w:color w:val="243943"/>
+                <w:sz w:val="22"/>
               </w:rPr>
               <w:t>A</w:t>
             </w:r>
@@ -918,14 +1031,18 @@
           <w:tcPr>
             <w:vAlign w:val="center"/>
             <w:tcW w:w="2192" w:type="dxa"/>
+            <w:shd w:val="clear" w:fill="EDF5F0"/>
           </w:tcPr>
           <w:p>
             <w:pPr>
-              <w:spacing w:after="20" w:before="20"/>
+              <w:spacing w:after="60" w:before="0" w:line="257" w:lineRule="auto"/>
             </w:pPr>
             <w:r>
               <w:rPr>
-                <w:sz w:val="21"/>
+                <w:rFonts w:ascii="Arial" w:hAnsi="Arial"/>
+                <w:b w:val="0"/>
+                <w:color w:val="243943"/>
+                <w:sz w:val="22"/>
               </w:rPr>
               <w:t>48</w:t>
             </w:r>
@@ -935,14 +1052,18 @@
           <w:tcPr>
             <w:vAlign w:val="center"/>
             <w:tcW w:w="2192" w:type="dxa"/>
+            <w:shd w:val="clear" w:fill="EDF5F0"/>
           </w:tcPr>
           <w:p>
             <w:pPr>
-              <w:spacing w:after="20" w:before="20"/>
+              <w:spacing w:after="60" w:before="0" w:line="257" w:lineRule="auto"/>
             </w:pPr>
             <w:r>
               <w:rPr>
-                <w:sz w:val="21"/>
+                <w:rFonts w:ascii="Arial" w:hAnsi="Arial"/>
+                <w:b w:val="0"/>
+                <w:color w:val="243943"/>
+                <w:sz w:val="22"/>
               </w:rPr>
               <w:t>50</w:t>
             </w:r>
@@ -952,14 +1073,18 @@
           <w:tcPr>
             <w:vAlign w:val="center"/>
             <w:tcW w:w="2194" w:type="dxa"/>
+            <w:shd w:val="clear" w:fill="EDF5F0"/>
           </w:tcPr>
           <w:p>
             <w:pPr>
-              <w:spacing w:after="20" w:before="20"/>
+              <w:spacing w:after="60" w:before="0" w:line="257" w:lineRule="auto"/>
             </w:pPr>
             <w:r>
               <w:rPr>
-                <w:sz w:val="21"/>
+                <w:rFonts w:ascii="Arial" w:hAnsi="Arial"/>
+                <w:b w:val="0"/>
+                <w:color w:val="243943"/>
+                <w:sz w:val="22"/>
               </w:rPr>
               <w:t>49</w:t>
             </w:r>
@@ -969,20 +1094,24 @@
       <w:tr>
         <w:trPr>
           <w:cantSplit/>
-          <w:trHeight w:val="567"/>
+          <w:trHeight w:val="567" w:hRule="atLeast"/>
         </w:trPr>
         <w:tc>
           <w:tcPr>
             <w:vAlign w:val="center"/>
             <w:tcW w:w="3288" w:type="dxa"/>
+            <w:shd w:val="clear" w:fill="FFFFFF"/>
           </w:tcPr>
           <w:p>
             <w:pPr>
-              <w:spacing w:after="20" w:before="20"/>
+              <w:spacing w:after="60" w:before="0" w:line="257" w:lineRule="auto"/>
             </w:pPr>
             <w:r>
               <w:rPr>
-                <w:sz w:val="21"/>
+                <w:rFonts w:ascii="Arial" w:hAnsi="Arial"/>
+                <w:b w:val="0"/>
+                <w:color w:val="243943"/>
+                <w:sz w:val="22"/>
               </w:rPr>
               <w:t>B</w:t>
             </w:r>
@@ -992,14 +1121,18 @@
           <w:tcPr>
             <w:vAlign w:val="center"/>
             <w:tcW w:w="2192" w:type="dxa"/>
+            <w:shd w:val="clear" w:fill="FFFFFF"/>
           </w:tcPr>
           <w:p>
             <w:pPr>
-              <w:spacing w:after="20" w:before="20"/>
+              <w:spacing w:after="60" w:before="0" w:line="257" w:lineRule="auto"/>
             </w:pPr>
             <w:r>
               <w:rPr>
-                <w:sz w:val="21"/>
+                <w:rFonts w:ascii="Arial" w:hAnsi="Arial"/>
+                <w:b w:val="0"/>
+                <w:color w:val="243943"/>
+                <w:sz w:val="22"/>
               </w:rPr>
               <w:t>27</w:t>
             </w:r>
@@ -1009,14 +1142,18 @@
           <w:tcPr>
             <w:vAlign w:val="center"/>
             <w:tcW w:w="2192" w:type="dxa"/>
+            <w:shd w:val="clear" w:fill="FFFFFF"/>
           </w:tcPr>
           <w:p>
             <w:pPr>
-              <w:spacing w:after="20" w:before="20"/>
+              <w:spacing w:after="60" w:before="0" w:line="257" w:lineRule="auto"/>
             </w:pPr>
             <w:r>
               <w:rPr>
-                <w:sz w:val="21"/>
+                <w:rFonts w:ascii="Arial" w:hAnsi="Arial"/>
+                <w:b w:val="0"/>
+                <w:color w:val="243943"/>
+                <w:sz w:val="22"/>
               </w:rPr>
               <w:t>29</w:t>
             </w:r>
@@ -1026,14 +1163,18 @@
           <w:tcPr>
             <w:vAlign w:val="center"/>
             <w:tcW w:w="2194" w:type="dxa"/>
+            <w:shd w:val="clear" w:fill="FFFFFF"/>
           </w:tcPr>
           <w:p>
             <w:pPr>
-              <w:spacing w:after="20" w:before="20"/>
+              <w:spacing w:after="60" w:before="0" w:line="257" w:lineRule="auto"/>
             </w:pPr>
             <w:r>
               <w:rPr>
-                <w:sz w:val="21"/>
+                <w:rFonts w:ascii="Arial" w:hAnsi="Arial"/>
+                <w:b w:val="0"/>
+                <w:color w:val="243943"/>
+                <w:sz w:val="22"/>
               </w:rPr>
               <w:t>28</w:t>
             </w:r>
@@ -1045,8 +1186,10 @@
       <w:pPr>
         <w:pStyle w:val="ResponseLine"/>
         <w:pBdr>
-          <w:bottom w:val="single" w:sz="3" w:space="1" w:color="ACBBB7"/>
+          <w:bottom w:val="single" w:sz="4" w:color="B7CEC3" w:space="0"/>
+          <w:between w:val="single" w:sz="4" w:color="B7CEC3" w:space="0"/>
         </w:pBdr>
+        <w:spacing w:line="440" w:lineRule="exact" w:after="0"/>
       </w:pPr>
       <w:r>
         <w:t xml:space="preserve"> </w:t>
@@ -1056,8 +1199,10 @@
       <w:pPr>
         <w:pStyle w:val="ResponseLine"/>
         <w:pBdr>
-          <w:bottom w:val="single" w:sz="3" w:space="1" w:color="ACBBB7"/>
+          <w:bottom w:val="single" w:sz="4" w:color="B7CEC3" w:space="0"/>
+          <w:between w:val="single" w:sz="4" w:color="B7CEC3" w:space="0"/>
         </w:pBdr>
+        <w:spacing w:line="440" w:lineRule="exact" w:after="0"/>
       </w:pPr>
       <w:r>
         <w:t xml:space="preserve"> </w:t>
@@ -1067,8 +1212,10 @@
       <w:pPr>
         <w:pStyle w:val="ResponseLine"/>
         <w:pBdr>
-          <w:bottom w:val="single" w:sz="3" w:space="1" w:color="ACBBB7"/>
+          <w:bottom w:val="single" w:sz="4" w:color="B7CEC3" w:space="0"/>
+          <w:between w:val="single" w:sz="4" w:color="B7CEC3" w:space="0"/>
         </w:pBdr>
+        <w:spacing w:line="440" w:lineRule="exact" w:after="0"/>
       </w:pPr>
       <w:r>
         <w:t xml:space="preserve"> </w:t>
@@ -1078,8 +1225,10 @@
       <w:pPr>
         <w:pStyle w:val="ResponseLine"/>
         <w:pBdr>
-          <w:bottom w:val="single" w:sz="3" w:space="1" w:color="ACBBB7"/>
+          <w:bottom w:val="single" w:sz="4" w:color="B7CEC3" w:space="0"/>
+          <w:between w:val="single" w:sz="4" w:color="B7CEC3" w:space="0"/>
         </w:pBdr>
+        <w:spacing w:line="440" w:lineRule="exact" w:after="0"/>
       </w:pPr>
       <w:r>
         <w:t xml:space="preserve"> </w:t>
@@ -1089,8 +1238,10 @@
       <w:pPr>
         <w:pStyle w:val="ResponseLine"/>
         <w:pBdr>
-          <w:bottom w:val="single" w:sz="3" w:space="1" w:color="ACBBB7"/>
+          <w:bottom w:val="single" w:sz="4" w:color="B7CEC3" w:space="0"/>
+          <w:between w:val="single" w:sz="4" w:color="B7CEC3" w:space="0"/>
         </w:pBdr>
+        <w:spacing w:line="440" w:lineRule="exact" w:after="0"/>
       </w:pPr>
       <w:r>
         <w:t xml:space="preserve"> </w:t>
@@ -1100,8 +1251,10 @@
       <w:pPr>
         <w:pStyle w:val="ResponseLine"/>
         <w:pBdr>
-          <w:bottom w:val="single" w:sz="3" w:space="1" w:color="ACBBB7"/>
+          <w:bottom w:val="single" w:sz="4" w:color="B7CEC3" w:space="0"/>
+          <w:between w:val="single" w:sz="4" w:color="B7CEC3" w:space="0"/>
         </w:pBdr>
+        <w:spacing w:line="440" w:lineRule="exact" w:after="0"/>
       </w:pPr>
       <w:r>
         <w:t xml:space="preserve"> </w:t>
@@ -1111,8 +1264,10 @@
       <w:pPr>
         <w:pStyle w:val="ResponseLine"/>
         <w:pBdr>
-          <w:bottom w:val="single" w:sz="3" w:space="1" w:color="ACBBB7"/>
+          <w:bottom w:val="single" w:sz="4" w:color="B7CEC3" w:space="0"/>
+          <w:between w:val="single" w:sz="4" w:color="B7CEC3" w:space="0"/>
         </w:pBdr>
+        <w:spacing w:line="440" w:lineRule="exact" w:after="0"/>
       </w:pPr>
       <w:r>
         <w:t xml:space="preserve"> </w:t>
@@ -1122,6 +1277,11 @@
       <w:pPr>
         <w:pStyle w:val="Kicker"/>
         <w:pageBreakBefore/>
+        <w:shd w:val="clear" w:fill="EDF5F0"/>
+        <w:pBdr>
+          <w:left w:val="single" w:sz="16" w:color="28675C" w:space="5"/>
+        </w:pBdr>
+        <w:ind w:left="91"/>
       </w:pPr>
       <w:r>
         <w:t>PUPIL TASK / Autumn 1 · Week 5 · Lesson B</w:t>
@@ -1196,8 +1356,10 @@
       <w:pPr>
         <w:pStyle w:val="ResponseLine"/>
         <w:pBdr>
-          <w:bottom w:val="single" w:sz="3" w:space="1" w:color="ACBBB7"/>
+          <w:bottom w:val="single" w:sz="4" w:color="B7CEC3" w:space="0"/>
+          <w:between w:val="single" w:sz="4" w:color="B7CEC3" w:space="0"/>
         </w:pBdr>
+        <w:spacing w:line="440" w:lineRule="exact" w:after="0"/>
       </w:pPr>
       <w:r>
         <w:t xml:space="preserve"> </w:t>
@@ -1207,8 +1369,10 @@
       <w:pPr>
         <w:pStyle w:val="ResponseLine"/>
         <w:pBdr>
-          <w:bottom w:val="single" w:sz="3" w:space="1" w:color="ACBBB7"/>
+          <w:bottom w:val="single" w:sz="4" w:color="B7CEC3" w:space="0"/>
+          <w:between w:val="single" w:sz="4" w:color="B7CEC3" w:space="0"/>
         </w:pBdr>
+        <w:spacing w:line="440" w:lineRule="exact" w:after="0"/>
       </w:pPr>
       <w:r>
         <w:t xml:space="preserve"> </w:t>
@@ -1218,8 +1382,10 @@
       <w:pPr>
         <w:pStyle w:val="ResponseLine"/>
         <w:pBdr>
-          <w:bottom w:val="single" w:sz="3" w:space="1" w:color="ACBBB7"/>
+          <w:bottom w:val="single" w:sz="4" w:color="B7CEC3" w:space="0"/>
+          <w:between w:val="single" w:sz="4" w:color="B7CEC3" w:space="0"/>
         </w:pBdr>
+        <w:spacing w:line="440" w:lineRule="exact" w:after="0"/>
       </w:pPr>
       <w:r>
         <w:t xml:space="preserve"> </w:t>
@@ -1229,8 +1395,10 @@
       <w:pPr>
         <w:pStyle w:val="ResponseLine"/>
         <w:pBdr>
-          <w:bottom w:val="single" w:sz="3" w:space="1" w:color="ACBBB7"/>
+          <w:bottom w:val="single" w:sz="4" w:color="B7CEC3" w:space="0"/>
+          <w:between w:val="single" w:sz="4" w:color="B7CEC3" w:space="0"/>
         </w:pBdr>
+        <w:spacing w:line="440" w:lineRule="exact" w:after="0"/>
       </w:pPr>
       <w:r>
         <w:t xml:space="preserve"> </w:t>
@@ -1240,8 +1408,10 @@
       <w:pPr>
         <w:pStyle w:val="ResponseLine"/>
         <w:pBdr>
-          <w:bottom w:val="single" w:sz="3" w:space="1" w:color="ACBBB7"/>
+          <w:bottom w:val="single" w:sz="4" w:color="B7CEC3" w:space="0"/>
+          <w:between w:val="single" w:sz="4" w:color="B7CEC3" w:space="0"/>
         </w:pBdr>
+        <w:spacing w:line="440" w:lineRule="exact" w:after="0"/>
       </w:pPr>
       <w:r>
         <w:t xml:space="preserve"> </w:t>
@@ -1251,8 +1421,10 @@
       <w:pPr>
         <w:pStyle w:val="ResponseLine"/>
         <w:pBdr>
-          <w:bottom w:val="single" w:sz="3" w:space="1" w:color="ACBBB7"/>
+          <w:bottom w:val="single" w:sz="4" w:color="B7CEC3" w:space="0"/>
+          <w:between w:val="single" w:sz="4" w:color="B7CEC3" w:space="0"/>
         </w:pBdr>
+        <w:spacing w:line="440" w:lineRule="exact" w:after="0"/>
       </w:pPr>
       <w:r>
         <w:t xml:space="preserve"> </w:t>
@@ -1262,8 +1434,10 @@
       <w:pPr>
         <w:pStyle w:val="ResponseLine"/>
         <w:pBdr>
-          <w:bottom w:val="single" w:sz="3" w:space="1" w:color="ACBBB7"/>
+          <w:bottom w:val="single" w:sz="4" w:color="B7CEC3" w:space="0"/>
+          <w:between w:val="single" w:sz="4" w:color="B7CEC3" w:space="0"/>
         </w:pBdr>
+        <w:spacing w:line="440" w:lineRule="exact" w:after="0"/>
       </w:pPr>
       <w:r>
         <w:t xml:space="preserve"> </w:t>
@@ -1273,8 +1447,10 @@
       <w:pPr>
         <w:pStyle w:val="ResponseLine"/>
         <w:pBdr>
-          <w:bottom w:val="single" w:sz="3" w:space="1" w:color="ACBBB7"/>
+          <w:bottom w:val="single" w:sz="4" w:color="B7CEC3" w:space="0"/>
+          <w:between w:val="single" w:sz="4" w:color="B7CEC3" w:space="0"/>
         </w:pBdr>
+        <w:spacing w:line="440" w:lineRule="exact" w:after="0"/>
       </w:pPr>
       <w:r>
         <w:t xml:space="preserve"> </w:t>
@@ -1284,6 +1460,11 @@
       <w:pPr>
         <w:pStyle w:val="Kicker"/>
         <w:pageBreakBefore/>
+        <w:shd w:val="clear" w:fill="EDF5F0"/>
+        <w:pBdr>
+          <w:left w:val="single" w:sz="16" w:color="28675C" w:space="5"/>
+        </w:pBdr>
+        <w:ind w:left="91"/>
       </w:pPr>
       <w:r>
         <w:t>PUPIL TASK / Autumn 1 · Week 5 · Lesson B</w:t>
@@ -1358,8 +1539,10 @@
       <w:pPr>
         <w:pStyle w:val="ResponseLine"/>
         <w:pBdr>
-          <w:bottom w:val="single" w:sz="3" w:space="1" w:color="ACBBB7"/>
+          <w:bottom w:val="single" w:sz="4" w:color="B7CEC3" w:space="0"/>
+          <w:between w:val="single" w:sz="4" w:color="B7CEC3" w:space="0"/>
         </w:pBdr>
+        <w:spacing w:line="440" w:lineRule="exact" w:after="0"/>
       </w:pPr>
       <w:r>
         <w:t xml:space="preserve"> </w:t>
@@ -1369,8 +1552,10 @@
       <w:pPr>
         <w:pStyle w:val="ResponseLine"/>
         <w:pBdr>
-          <w:bottom w:val="single" w:sz="3" w:space="1" w:color="ACBBB7"/>
+          <w:bottom w:val="single" w:sz="4" w:color="B7CEC3" w:space="0"/>
+          <w:between w:val="single" w:sz="4" w:color="B7CEC3" w:space="0"/>
         </w:pBdr>
+        <w:spacing w:line="440" w:lineRule="exact" w:after="0"/>
       </w:pPr>
       <w:r>
         <w:t xml:space="preserve"> </w:t>
@@ -1380,8 +1565,10 @@
       <w:pPr>
         <w:pStyle w:val="ResponseLine"/>
         <w:pBdr>
-          <w:bottom w:val="single" w:sz="3" w:space="1" w:color="ACBBB7"/>
+          <w:bottom w:val="single" w:sz="4" w:color="B7CEC3" w:space="0"/>
+          <w:between w:val="single" w:sz="4" w:color="B7CEC3" w:space="0"/>
         </w:pBdr>
+        <w:spacing w:line="440" w:lineRule="exact" w:after="0"/>
       </w:pPr>
       <w:r>
         <w:t xml:space="preserve"> </w:t>
@@ -1391,8 +1578,10 @@
       <w:pPr>
         <w:pStyle w:val="ResponseLine"/>
         <w:pBdr>
-          <w:bottom w:val="single" w:sz="3" w:space="1" w:color="ACBBB7"/>
+          <w:bottom w:val="single" w:sz="4" w:color="B7CEC3" w:space="0"/>
+          <w:between w:val="single" w:sz="4" w:color="B7CEC3" w:space="0"/>
         </w:pBdr>
+        <w:spacing w:line="440" w:lineRule="exact" w:after="0"/>
       </w:pPr>
       <w:r>
         <w:t xml:space="preserve"> </w:t>
@@ -1402,8 +1591,10 @@
       <w:pPr>
         <w:pStyle w:val="ResponseLine"/>
         <w:pBdr>
-          <w:bottom w:val="single" w:sz="3" w:space="1" w:color="ACBBB7"/>
+          <w:bottom w:val="single" w:sz="4" w:color="B7CEC3" w:space="0"/>
+          <w:between w:val="single" w:sz="4" w:color="B7CEC3" w:space="0"/>
         </w:pBdr>
+        <w:spacing w:line="440" w:lineRule="exact" w:after="0"/>
       </w:pPr>
       <w:r>
         <w:t xml:space="preserve"> </w:t>
@@ -1413,8 +1604,10 @@
       <w:pPr>
         <w:pStyle w:val="ResponseLine"/>
         <w:pBdr>
-          <w:bottom w:val="single" w:sz="3" w:space="1" w:color="ACBBB7"/>
+          <w:bottom w:val="single" w:sz="4" w:color="B7CEC3" w:space="0"/>
+          <w:between w:val="single" w:sz="4" w:color="B7CEC3" w:space="0"/>
         </w:pBdr>
+        <w:spacing w:line="440" w:lineRule="exact" w:after="0"/>
       </w:pPr>
       <w:r>
         <w:t xml:space="preserve"> </w:t>
@@ -1424,8 +1617,10 @@
       <w:pPr>
         <w:pStyle w:val="ResponseLine"/>
         <w:pBdr>
-          <w:bottom w:val="single" w:sz="3" w:space="1" w:color="ACBBB7"/>
+          <w:bottom w:val="single" w:sz="4" w:color="B7CEC3" w:space="0"/>
+          <w:between w:val="single" w:sz="4" w:color="B7CEC3" w:space="0"/>
         </w:pBdr>
+        <w:spacing w:line="440" w:lineRule="exact" w:after="0"/>
       </w:pPr>
       <w:r>
         <w:t xml:space="preserve"> </w:t>
@@ -1435,8 +1630,10 @@
       <w:pPr>
         <w:pStyle w:val="ResponseLine"/>
         <w:pBdr>
-          <w:bottom w:val="single" w:sz="3" w:space="1" w:color="ACBBB7"/>
+          <w:bottom w:val="single" w:sz="4" w:color="B7CEC3" w:space="0"/>
+          <w:between w:val="single" w:sz="4" w:color="B7CEC3" w:space="0"/>
         </w:pBdr>
+        <w:spacing w:line="440" w:lineRule="exact" w:after="0"/>
       </w:pPr>
       <w:r>
         <w:t xml:space="preserve"> </w:t>
@@ -1446,6 +1643,11 @@
       <w:pPr>
         <w:pStyle w:val="Kicker"/>
         <w:pageBreakBefore/>
+        <w:shd w:val="clear" w:fill="EDF5F0"/>
+        <w:pBdr>
+          <w:left w:val="single" w:sz="16" w:color="28675C" w:space="5"/>
+        </w:pBdr>
+        <w:ind w:left="91"/>
       </w:pPr>
       <w:r>
         <w:t>CHOOSE A RESPONSE ROUTE</w:t>
@@ -1509,9 +1711,9 @@
     <w:p>
       <w:pPr>
         <w:pStyle w:val="Callout"/>
-        <w:shd w:fill="F7F4EC"/>
+        <w:shd w:fill="EDF5F0" w:val="clear"/>
         <w:pBdr>
-          <w:left w:val="single" w:sz="18" w:space="8" w:color="28675C"/>
+          <w:left w:val="single" w:sz="20" w:color="28675C" w:space="7"/>
         </w:pBdr>
       </w:pPr>
       <w:r>
@@ -1522,7 +1724,7 @@
       <w:headerReference w:type="default" r:id="rId9"/>
       <w:footerReference w:type="default" r:id="rId10"/>
       <w:pgSz w:w="11906" w:h="16838"/>
-      <w:pgMar w:top="1020" w:right="1020" w:bottom="1020" w:left="1020" w:header="369" w:footer="369" w:gutter="0"/>
+      <w:pgMar w:top="1020" w:right="1020" w:bottom="1020" w:left="1020" w:header="340" w:footer="340" w:gutter="0"/>
       <w:cols w:space="720"/>
       <w:docGrid w:linePitch="360"/>
     </w:sectPr>
@@ -1535,8 +1737,17 @@
   <w:p>
     <w:pPr>
       <w:pStyle w:val="Small"/>
+      <w:pBdr>
+        <w:top w:val="single" w:sz="4" w:color="B7CEC3" w:space="5"/>
+      </w:pBdr>
     </w:pPr>
     <w:r>
+      <w:rPr>
+        <w:rFonts w:ascii="Arial" w:hAnsi="Arial"/>
+        <w:b w:val="0"/>
+        <w:color w:val="56686C"/>
+        <w:sz w:val="17"/>
+      </w:rPr>
       <w:t xml:space="preserve">Autumn 1 · Week 5 · Lesson B  |  Pupil materials  |  </w:t>
     </w:r>
     <w:fldSimple w:instr="PAGE"/>
@@ -1549,8 +1760,18 @@
   <w:p>
     <w:pPr>
       <w:pStyle w:val="Kicker"/>
+      <w:spacing w:after="100"/>
+      <w:pBdr>
+        <w:bottom w:val="single" w:sz="7" w:color="28675C" w:space="5"/>
+      </w:pBdr>
     </w:pPr>
     <w:r>
+      <w:rPr>
+        <w:rFonts w:ascii="Arial" w:hAnsi="Arial"/>
+        <w:b/>
+        <w:color w:val="28675C"/>
+        <w:sz w:val="19"/>
+      </w:rPr>
       <w:t>MADE BY MATT  /  GROW SCIENCE</w:t>
     </w:r>
   </w:p>
@@ -1989,12 +2210,13 @@
     <w:qFormat/>
     <w:rsid w:val="00FC693F"/>
     <w:pPr>
-      <w:spacing w:before="0" w:after="120" w:line="250" w:lineRule="auto"/>
+      <w:widowControl/>
+      <w:spacing w:before="0" w:after="120" w:line="254" w:lineRule="auto"/>
     </w:pPr>
     <w:rPr>
       <w:rFonts w:ascii="Arial" w:hAnsi="Arial" w:eastAsia="Arial" w:cs="Arial"/>
       <w:b w:val="0"/>
-      <w:color w:val="25343E"/>
+      <w:color w:val="243943"/>
       <w:sz w:val="24"/>
     </w:rPr>
   </w:style>
@@ -2053,15 +2275,19 @@
     <w:pPr>
       <w:keepNext/>
       <w:keepLines/>
-      <w:spacing w:before="220" w:after="120" w:line="250" w:lineRule="auto"/>
+      <w:widowControl/>
+      <w:spacing w:before="200" w:after="100" w:line="250" w:lineRule="auto"/>
       <w:outlineLvl w:val="0"/>
+      <w:pBdr>
+        <w:bottom w:val="single" w:sz="4" w:color="B7CEC3" w:space="3"/>
+      </w:pBdr>
     </w:pPr>
     <w:rPr>
       <w:rFonts w:ascii="Arial" w:hAnsi="Arial" w:eastAsia="Arial" w:cs="Arial"/>
       <w:b/>
       <w:bCs/>
       <w:color w:val="28675C"/>
-      <w:sz w:val="32"/>
+      <w:sz w:val="30"/>
       <w:szCs w:val="28"/>
     </w:rPr>
   </w:style>
@@ -2077,7 +2303,8 @@
     <w:pPr>
       <w:keepNext/>
       <w:keepLines/>
-      <w:spacing w:before="140" w:after="120" w:line="250" w:lineRule="auto"/>
+      <w:widowControl/>
+      <w:spacing w:before="160" w:after="80" w:line="252" w:lineRule="auto"/>
       <w:outlineLvl w:val="1"/>
     </w:pPr>
     <w:rPr>
@@ -2340,16 +2567,17 @@
     <w:rsid w:val="00FC693F"/>
     <w:pPr>
       <w:keepNext/>
-      <w:spacing w:after="120" w:line="250" w:lineRule="auto" w:before="0"/>
+      <w:widowControl/>
+      <w:spacing w:after="140" w:line="245" w:lineRule="auto" w:before="0"/>
       <w:contextualSpacing/>
     </w:pPr>
     <w:rPr>
       <w:rFonts w:ascii="Arial" w:hAnsi="Arial" w:eastAsia="Arial" w:cs="Arial"/>
-      <w:b w:val="0"/>
+      <w:b/>
       <w:color w:val="173348"/>
       <w:spacing w:val="5"/>
       <w:kern w:val="28"/>
-      <w:sz w:val="48"/>
+      <w:sz w:val="50"/>
       <w:szCs w:val="52"/>
     </w:rPr>
   </w:style>
@@ -2378,19 +2606,20 @@
     <w:rsid w:val="00FC693F"/>
     <w:pPr>
       <w:keepNext/>
+      <w:widowControl/>
       <w:numPr>
         <w:ilvl w:val="1"/>
       </w:numPr>
-      <w:spacing w:before="0" w:after="120" w:line="250" w:lineRule="auto"/>
+      <w:spacing w:before="0" w:after="160" w:line="259" w:lineRule="auto"/>
     </w:pPr>
     <w:rPr>
       <w:rFonts w:ascii="Arial" w:hAnsi="Arial" w:eastAsia="Arial" w:cs="Arial"/>
       <w:b w:val="0"/>
-      <w:i/>
+      <w:i w:val="0"/>
       <w:iCs/>
-      <w:color w:val="53626A"/>
+      <w:color w:val="56686C"/>
       <w:spacing w:val="15"/>
-      <w:sz w:val="24"/>
+      <w:sz w:val="23"/>
       <w:szCs w:val="24"/>
     </w:rPr>
   </w:style>
@@ -13685,7 +13914,9 @@
   <w:style w:type="paragraph" w:customStyle="1" w:styleId="Kicker">
     <w:name w:val="Kicker"/>
     <w:pPr>
-      <w:spacing w:before="0" w:after="120" w:line="250" w:lineRule="auto"/>
+      <w:keepNext/>
+      <w:widowControl/>
+      <w:spacing w:before="0" w:after="120" w:line="245" w:lineRule="auto"/>
     </w:pPr>
     <w:rPr>
       <w:rFonts w:ascii="Arial" w:hAnsi="Arial" w:eastAsia="Arial" w:cs="Arial"/>
@@ -13697,37 +13928,49 @@
   <w:style w:type="paragraph" w:customStyle="1" w:styleId="Small">
     <w:name w:val="Small"/>
     <w:pPr>
-      <w:spacing w:before="0" w:after="120" w:line="250" w:lineRule="auto"/>
+      <w:widowControl/>
+      <w:spacing w:before="0" w:after="100" w:line="257" w:lineRule="auto"/>
     </w:pPr>
     <w:rPr>
       <w:rFonts w:ascii="Arial" w:hAnsi="Arial" w:eastAsia="Arial" w:cs="Arial"/>
       <w:b w:val="0"/>
-      <w:color w:val="53626A"/>
+      <w:color w:val="56686C"/>
       <w:sz w:val="18"/>
     </w:rPr>
   </w:style>
   <w:style w:type="paragraph" w:customStyle="1" w:styleId="ResponseLine">
     <w:name w:val="ResponseLine"/>
     <w:pPr>
+      <w:widowControl/>
       <w:spacing w:before="0" w:after="0" w:line="440" w:lineRule="exact"/>
+      <w:pBdr>
+        <w:bottom w:val="single" w:sz="4" w:color="B7CEC3" w:space="0"/>
+        <w:between w:val="single" w:sz="4" w:color="B7CEC3" w:space="0"/>
+      </w:pBdr>
     </w:pPr>
     <w:rPr>
       <w:rFonts w:ascii="Arial" w:hAnsi="Arial" w:eastAsia="Arial" w:cs="Arial"/>
       <w:b w:val="0"/>
-      <w:color w:val="25343E"/>
+      <w:color w:val="243943"/>
       <w:sz w:val="24"/>
     </w:rPr>
   </w:style>
   <w:style w:type="paragraph" w:customStyle="1" w:styleId="Callout">
     <w:name w:val="Callout"/>
     <w:pPr>
-      <w:spacing w:before="120" w:after="160" w:line="250" w:lineRule="auto"/>
+      <w:widowControl/>
+      <w:spacing w:before="140" w:after="180" w:line="264" w:lineRule="auto"/>
+      <w:shd w:val="clear" w:fill="EDF5F0"/>
+      <w:pBdr>
+        <w:left w:val="single" w:sz="20" w:color="28675C" w:space="7"/>
+      </w:pBdr>
+      <w:ind w:left="136" w:right="91"/>
     </w:pPr>
     <w:rPr>
       <w:rFonts w:ascii="Arial" w:hAnsi="Arial" w:eastAsia="Arial" w:cs="Arial"/>
       <w:b w:val="0"/>
-      <w:color w:val="25343E"/>
-      <w:sz w:val="22"/>
+      <w:color w:val="243943"/>
+      <w:sz w:val="23"/>
     </w:rPr>
   </w:style>
 </w:styles>
